--- a/testakten/insolvenzverwaltung-moebelwerk-havelberg-regelverfahren/02_eroeffnungsantrag_glaeubiger.docx
+++ b/testakten/insolvenzverwaltung-moebelwerk-havelberg-regelverfahren/02_eroeffnungsantrag_glaeubiger.docx
@@ -5,112 +5,149 @@
     <w:p>
       <w:pPr>
         <w:pStyle w:val="Heading1"/>
+        <w:spacing w:after="160" w:line="259" w:lineRule="auto"/>
       </w:pPr>
       <w:r>
         <w:rPr>
           <w:rFonts w:ascii="Times New Roman" w:hAnsi="Times New Roman"/>
+          <w:b/>
+          <w:sz w:val="28"/>
         </w:rPr>
         <w:t>Gläubigerantrag auf Eröffnung des Insolvenzverfahrens</w:t>
       </w:r>
     </w:p>
     <w:p>
       <w:pPr>
+        <w:spacing w:before="120" w:after="60" w:line="259" w:lineRule="auto"/>
         <w:ind w:left="567"/>
       </w:pPr>
       <w:r>
         <w:rPr>
+          <w:rFonts w:ascii="Times New Roman" w:hAnsi="Times New Roman"/>
           <w:b/>
           <w:i/>
+          <w:sz w:val="22"/>
         </w:rPr>
         <w:t>An das</w:t>
       </w:r>
     </w:p>
     <w:p>
       <w:pPr>
+        <w:spacing w:before="120" w:after="60" w:line="259" w:lineRule="auto"/>
         <w:ind w:left="567"/>
       </w:pPr>
       <w:r>
         <w:rPr>
+          <w:rFonts w:ascii="Times New Roman" w:hAnsi="Times New Roman"/>
           <w:b/>
           <w:i/>
+          <w:sz w:val="22"/>
         </w:rPr>
         <w:t>Amtsgericht Stendal – Insolvenzgericht –</w:t>
       </w:r>
     </w:p>
     <w:p>
       <w:pPr>
+        <w:spacing w:before="120" w:after="60" w:line="259" w:lineRule="auto"/>
         <w:ind w:left="567"/>
       </w:pPr>
       <w:r>
         <w:rPr>
+          <w:rFonts w:ascii="Times New Roman" w:hAnsi="Times New Roman"/>
+          <w:b/>
           <w:i/>
+          <w:sz w:val="22"/>
         </w:rPr>
         <w:t>Hospitalstraße 4, 39576 Stendal</w:t>
       </w:r>
     </w:p>
     <w:p>
       <w:pPr>
+        <w:spacing w:line="259" w:lineRule="auto" w:after="60"/>
         <w:ind w:left="567"/>
       </w:pPr>
     </w:p>
     <w:p>
       <w:pPr>
+        <w:spacing w:before="120" w:after="60" w:line="259" w:lineRule="auto"/>
         <w:ind w:left="567"/>
       </w:pPr>
       <w:r>
         <w:rPr>
+          <w:rFonts w:ascii="Times New Roman" w:hAnsi="Times New Roman"/>
           <w:b/>
           <w:i/>
+          <w:sz w:val="22"/>
         </w:rPr>
         <w:t>Antragstellerin:</w:t>
       </w:r>
       <w:r>
         <w:rPr>
+          <w:rFonts w:ascii="Times New Roman" w:hAnsi="Times New Roman"/>
+          <w:b/>
           <w:i/>
+          <w:sz w:val="22"/>
         </w:rPr>
         <w:t xml:space="preserve"> Furnier Nord GmbH, Brückenweg 7, 21337 Lüneburg</w:t>
       </w:r>
     </w:p>
     <w:p>
       <w:pPr>
+        <w:spacing w:before="120" w:after="60" w:line="259" w:lineRule="auto"/>
         <w:ind w:left="567"/>
       </w:pPr>
       <w:r>
         <w:rPr>
+          <w:rFonts w:ascii="Times New Roman" w:hAnsi="Times New Roman"/>
           <w:b/>
           <w:i/>
+          <w:sz w:val="22"/>
         </w:rPr>
         <w:t>Schuldnerin:</w:t>
       </w:r>
       <w:r>
         <w:rPr>
+          <w:rFonts w:ascii="Times New Roman" w:hAnsi="Times New Roman"/>
+          <w:b/>
           <w:i/>
+          <w:sz w:val="22"/>
         </w:rPr>
         <w:t xml:space="preserve"> Möbelwerk Havelberg GmbH, Werftstraße 14, 39539 Havelberg</w:t>
       </w:r>
     </w:p>
     <w:p>
       <w:pPr>
+        <w:spacing w:before="120" w:after="60" w:line="259" w:lineRule="auto"/>
         <w:ind w:left="567"/>
       </w:pPr>
       <w:r>
         <w:rPr>
-          <w:b/>
-          <w:i/>
+          <w:rFonts w:ascii="Times New Roman" w:hAnsi="Times New Roman"/>
+          <w:b w:val="0"/>
+          <w:i w:val="0"/>
+          <w:sz w:val="22"/>
         </w:rPr>
         <w:t>Datum:</w:t>
       </w:r>
       <w:r>
         <w:rPr>
-          <w:i/>
+          <w:rFonts w:ascii="Times New Roman" w:hAnsi="Times New Roman"/>
+          <w:b w:val="0"/>
+          <w:i w:val="0"/>
+          <w:sz w:val="22"/>
         </w:rPr>
         <w:t xml:space="preserve"> 04.05.2026</w:t>
       </w:r>
     </w:p>
-    <w:p/>
+    <w:p>
+      <w:pPr>
+        <w:spacing w:line="259" w:lineRule="auto" w:after="60"/>
+      </w:pPr>
+    </w:p>
     <w:p>
       <w:pPr>
         <w:pStyle w:val="Heading2"/>
+        <w:spacing w:line="259" w:lineRule="auto" w:after="60"/>
       </w:pPr>
       <w:r>
         <w:rPr>
@@ -121,6 +158,7 @@
     </w:p>
     <w:p>
       <w:pPr>
+        <w:spacing w:line="259" w:lineRule="auto" w:after="60"/>
         <w:jc w:val="left"/>
       </w:pPr>
       <w:r>
@@ -129,6 +167,7 @@
     </w:p>
     <w:p>
       <w:pPr>
+        <w:spacing w:line="259" w:lineRule="auto" w:after="60"/>
         <w:jc w:val="left"/>
       </w:pPr>
       <w:r>
@@ -140,16 +179,22 @@
     </w:p>
     <w:p>
       <w:pPr>
+        <w:spacing w:line="259" w:lineRule="auto" w:after="60"/>
         <w:jc w:val="left"/>
       </w:pPr>
       <w:r>
         <w:t>über das Vermögen der Möbelwerk Havelberg GmbH, eingetragen im Handelsregister des Amtsgerichts Stendal unter HRB 18742, mit Sitz in 39539 Havelberg, Werftstraße 14, vertreten durch den Geschäftsführer Tim Brauer.</w:t>
       </w:r>
     </w:p>
-    <w:p/>
+    <w:p>
+      <w:pPr>
+        <w:spacing w:line="259" w:lineRule="auto" w:after="60"/>
+      </w:pPr>
+    </w:p>
     <w:p>
       <w:pPr>
         <w:pStyle w:val="Heading2"/>
+        <w:spacing w:line="259" w:lineRule="auto" w:after="60"/>
       </w:pPr>
       <w:r>
         <w:rPr>
@@ -160,6 +205,7 @@
     </w:p>
     <w:p>
       <w:pPr>
+        <w:spacing w:line="259" w:lineRule="auto" w:after="60"/>
         <w:jc w:val="left"/>
       </w:pPr>
       <w:r>
@@ -528,16 +574,22 @@
     </w:tbl>
     <w:p>
       <w:pPr>
+        <w:spacing w:line="259" w:lineRule="auto" w:after="60"/>
         <w:jc w:val="left"/>
       </w:pPr>
       <w:r>
         <w:t>Die Forderungen sind fällig, einredefrei und nicht durch Sicherheiten gedeckt. Kopien der Rechnungen und Lieferscheine sind beigefügt (Anlagen 1–8).</w:t>
       </w:r>
     </w:p>
-    <w:p/>
+    <w:p>
+      <w:pPr>
+        <w:spacing w:line="259" w:lineRule="auto" w:after="60"/>
+      </w:pPr>
+    </w:p>
     <w:p>
       <w:pPr>
         <w:pStyle w:val="Heading2"/>
+        <w:spacing w:line="259" w:lineRule="auto" w:after="60"/>
       </w:pPr>
       <w:r>
         <w:rPr>
@@ -548,6 +600,7 @@
     </w:p>
     <w:p>
       <w:pPr>
+        <w:spacing w:line="259" w:lineRule="auto" w:after="60"/>
         <w:jc w:val="left"/>
       </w:pPr>
       <w:r>
@@ -556,6 +609,7 @@
     </w:p>
     <w:p>
       <w:pPr>
+        <w:spacing w:line="259" w:lineRule="auto" w:after="60"/>
         <w:jc w:val="left"/>
       </w:pPr>
       <w:r>
@@ -567,6 +621,7 @@
     </w:p>
     <w:p>
       <w:pPr>
+        <w:spacing w:line="259" w:lineRule="auto" w:after="60"/>
         <w:jc w:val="left"/>
       </w:pPr>
       <w:r>
@@ -575,6 +630,7 @@
     </w:p>
     <w:p>
       <w:pPr>
+        <w:spacing w:line="259" w:lineRule="auto" w:after="60"/>
         <w:jc w:val="left"/>
       </w:pPr>
       <w:r>
@@ -586,6 +642,7 @@
     </w:p>
     <w:p>
       <w:pPr>
+        <w:spacing w:line="259" w:lineRule="auto" w:after="60"/>
         <w:jc w:val="left"/>
       </w:pPr>
       <w:r>
@@ -594,6 +651,7 @@
     </w:p>
     <w:p>
       <w:pPr>
+        <w:spacing w:line="259" w:lineRule="auto" w:after="60"/>
         <w:jc w:val="left"/>
       </w:pPr>
       <w:r>
@@ -605,6 +663,7 @@
     </w:p>
     <w:p>
       <w:pPr>
+        <w:spacing w:line="259" w:lineRule="auto" w:after="60"/>
         <w:jc w:val="left"/>
       </w:pPr>
       <w:r>
@@ -613,6 +672,7 @@
     </w:p>
     <w:p>
       <w:pPr>
+        <w:spacing w:line="259" w:lineRule="auto" w:after="60"/>
         <w:jc w:val="left"/>
       </w:pPr>
       <w:r>
@@ -624,16 +684,22 @@
     </w:p>
     <w:p>
       <w:pPr>
+        <w:spacing w:line="259" w:lineRule="auto" w:after="60"/>
         <w:jc w:val="left"/>
       </w:pPr>
       <w:r>
         <w:t>Aus den der Antragstellerin vorliegenden Jahresabschlüssen ergibt sich für das Geschäftsjahr 2024 ein erheblicher Jahresverlust bei gleichzeitig negativem Eigenkapital laut vorläufigen Zahlen. Die Bilanzsumme schrumpfte zuletzt deutlich. Die Schuldnerin beschäftigt ca. 38 Mitarbeiter; es ist davon auszugehen, dass Sozialversicherungsbeiträge und Lohnsteuern aus den letzten Monaten ebenfalls rückständig sind.</w:t>
       </w:r>
     </w:p>
-    <w:p/>
+    <w:p>
+      <w:pPr>
+        <w:spacing w:line="259" w:lineRule="auto" w:after="60"/>
+      </w:pPr>
+    </w:p>
     <w:p>
       <w:pPr>
         <w:pStyle w:val="Heading2"/>
+        <w:spacing w:line="259" w:lineRule="auto" w:after="60"/>
       </w:pPr>
       <w:r>
         <w:rPr>
@@ -644,6 +710,7 @@
     </w:p>
     <w:p>
       <w:pPr>
+        <w:spacing w:line="259" w:lineRule="auto" w:after="60"/>
         <w:jc w:val="left"/>
       </w:pPr>
       <w:r>
@@ -653,6 +720,7 @@
     <w:p>
       <w:pPr>
         <w:pStyle w:val="ListNumber"/>
+        <w:spacing w:line="259" w:lineRule="auto" w:after="60"/>
       </w:pPr>
       <w:r>
         <w:t>Bestellung eines vorläufigen Insolvenzverwalters;</w:t>
@@ -661,6 +729,7 @@
     <w:p>
       <w:pPr>
         <w:pStyle w:val="ListNumber"/>
+        <w:spacing w:line="259" w:lineRule="auto" w:after="60"/>
       </w:pPr>
       <w:r>
         <w:t>Anordnung des allgemeinen Verfügungsverbots gem. § 21 Abs. 2 Satz 1 Nr. 1 InsO;</w:t>
@@ -669,15 +738,21 @@
     <w:p>
       <w:pPr>
         <w:pStyle w:val="ListNumber"/>
+        <w:spacing w:line="259" w:lineRule="auto" w:after="60"/>
       </w:pPr>
       <w:r>
         <w:t>Untersagung bzw. Einstellung von Zwangsvollstreckungsmaßnahmen gegen die Schuldnerin (§ 21 Abs. 2 Satz 1 Nr. 3 InsO).</w:t>
       </w:r>
     </w:p>
-    <w:p/>
+    <w:p>
+      <w:pPr>
+        <w:spacing w:line="259" w:lineRule="auto" w:after="60"/>
+      </w:pPr>
+    </w:p>
     <w:p>
       <w:pPr>
         <w:pStyle w:val="Heading2"/>
+        <w:spacing w:line="259" w:lineRule="auto" w:after="60"/>
       </w:pPr>
       <w:r>
         <w:rPr>
@@ -688,6 +763,7 @@
     </w:p>
     <w:p>
       <w:pPr>
+        <w:spacing w:line="259" w:lineRule="auto" w:after="60"/>
         <w:jc w:val="left"/>
       </w:pPr>
       <w:r>
@@ -697,6 +773,7 @@
     <w:p>
       <w:pPr>
         <w:pStyle w:val="ListBullet"/>
+        <w:spacing w:line="259" w:lineRule="auto" w:after="60"/>
       </w:pPr>
       <w:r>
         <w:t>Anlage 1–8: Rechnungen und Lieferscheine Januar–März 2026</w:t>
@@ -705,6 +782,7 @@
     <w:p>
       <w:pPr>
         <w:pStyle w:val="ListBullet"/>
+        <w:spacing w:line="259" w:lineRule="auto" w:after="60"/>
       </w:pPr>
       <w:r>
         <w:t>Anlage 9: Mahnung vom 18.03.2026</w:t>
@@ -713,6 +791,7 @@
     <w:p>
       <w:pPr>
         <w:pStyle w:val="ListBullet"/>
+        <w:spacing w:line="259" w:lineRule="auto" w:after="60"/>
       </w:pPr>
       <w:r>
         <w:t>Anlage 10: Mahnung vom 26.03.2026</w:t>
@@ -721,6 +800,7 @@
     <w:p>
       <w:pPr>
         <w:pStyle w:val="ListBullet"/>
+        <w:spacing w:line="259" w:lineRule="auto" w:after="60"/>
       </w:pPr>
       <w:r>
         <w:t>Anlage 11: Letztmahnung vom 10.04.2026</w:t>
@@ -729,6 +809,7 @@
     <w:p>
       <w:pPr>
         <w:pStyle w:val="ListBullet"/>
+        <w:spacing w:line="259" w:lineRule="auto" w:after="60"/>
       </w:pPr>
       <w:r>
         <w:t>Anlage 12: E-Mail Geschäftsführer Tim Brauer vom 12.04.2026</w:t>
@@ -737,6 +818,7 @@
     <w:p>
       <w:pPr>
         <w:pStyle w:val="ListBullet"/>
+        <w:spacing w:line="259" w:lineRule="auto" w:after="60"/>
       </w:pPr>
       <w:r>
         <w:t>Anlage 13: Ratenplan vom 15.03.2026 mit Buchungsbelegen</w:t>
@@ -745,15 +827,21 @@
     <w:p>
       <w:pPr>
         <w:pStyle w:val="ListBullet"/>
+        <w:spacing w:line="259" w:lineRule="auto" w:after="60"/>
       </w:pPr>
       <w:r>
         <w:t>Anlage 14: Rücklastschriftbeleg 22.03.2026</w:t>
       </w:r>
     </w:p>
-    <w:p/>
+    <w:p>
+      <w:pPr>
+        <w:spacing w:line="259" w:lineRule="auto" w:after="60"/>
+      </w:pPr>
+    </w:p>
     <w:p>
       <w:pPr>
         <w:pStyle w:val="Heading2"/>
+        <w:spacing w:line="259" w:lineRule="auto" w:after="60"/>
       </w:pPr>
       <w:r>
         <w:rPr>
@@ -764,15 +852,21 @@
     </w:p>
     <w:p>
       <w:pPr>
+        <w:spacing w:line="259" w:lineRule="auto" w:after="60"/>
         <w:jc w:val="left"/>
       </w:pPr>
       <w:r>
         <w:t>Die Antragstellerin ist bereit, den gerichtlich festzusetzenden Kostenvorschuss nach Aufforderung durch das Gericht zu zahlen (§ 26 Abs. 4 InsO).</w:t>
       </w:r>
     </w:p>
-    <w:p/>
     <w:p>
       <w:pPr>
+        <w:spacing w:line="259" w:lineRule="auto" w:after="60"/>
+      </w:pPr>
+    </w:p>
+    <w:p>
+      <w:pPr>
+        <w:spacing w:line="259" w:lineRule="auto" w:after="60"/>
         <w:jc w:val="left"/>
       </w:pPr>
       <w:r>
@@ -781,6 +875,7 @@
     </w:p>
     <w:p>
       <w:pPr>
+        <w:spacing w:line="259" w:lineRule="auto" w:after="60"/>
         <w:jc w:val="left"/>
       </w:pPr>
       <w:r>
@@ -792,15 +887,21 @@
     </w:p>
     <w:p>
       <w:pPr>
+        <w:spacing w:line="259" w:lineRule="auto" w:after="60"/>
         <w:jc w:val="left"/>
       </w:pPr>
       <w:r>
         <w:t>gez. Petra Großmann, Geschäftsführerin</w:t>
       </w:r>
     </w:p>
-    <w:p/>
     <w:p>
       <w:pPr>
+        <w:spacing w:line="259" w:lineRule="auto" w:after="60"/>
+      </w:pPr>
+    </w:p>
+    <w:p>
+      <w:pPr>
+        <w:spacing w:line="259" w:lineRule="auto" w:after="60"/>
         <w:jc w:val="left"/>
       </w:pPr>
       <w:r>
@@ -811,13 +912,58 @@
       </w:r>
     </w:p>
     <w:sectPr>
+      <w:headerReference w:type="default" r:id="rId9"/>
+      <w:footerReference w:type="default" r:id="rId10"/>
       <w:pgSz w:w="11906" w:h="16838"/>
-      <w:pgMar w:top="1417" w:right="1417" w:bottom="1417" w:left="1417" w:header="720" w:footer="720" w:gutter="0"/>
+      <w:pgMar w:top="1191" w:right="1247" w:bottom="1134" w:left="1361" w:header="720" w:footer="720" w:gutter="0"/>
       <w:cols w:space="720"/>
       <w:docGrid w:linePitch="360"/>
     </w:sectPr>
   </w:body>
 </w:document>
+</file>
+
+<file path=word/footer1.xml><?xml version="1.0" encoding="utf-8"?>
+<w:ftr xmlns:m="http://schemas.openxmlformats.org/officeDocument/2006/math" xmlns:mc="http://schemas.openxmlformats.org/markup-compatibility/2006" xmlns:mo="http://schemas.microsoft.com/office/mac/office/2008/main" xmlns:mv="urn:schemas-microsoft-com:mac:vml" xmlns:o="urn:schemas-microsoft-com:office:office" xmlns:r="http://schemas.openxmlformats.org/officeDocument/2006/relationships" xmlns:v="urn:schemas-microsoft-com:vml" xmlns:w10="urn:schemas-microsoft-com:office:word" xmlns:w14="http://schemas.microsoft.com/office/word/2010/wordml" xmlns:w="http://schemas.openxmlformats.org/wordprocessingml/2006/main" xmlns:wne="http://schemas.microsoft.com/office/word/2006/wordml" xmlns:wp14="http://schemas.microsoft.com/office/word/2010/wordprocessingDrawing" xmlns:wp="http://schemas.openxmlformats.org/drawingml/2006/wordprocessingDrawing" xmlns:wpc="http://schemas.microsoft.com/office/word/2010/wordprocessingCanvas" xmlns:wpg="http://schemas.microsoft.com/office/word/2010/wordprocessingGroup" xmlns:wpi="http://schemas.microsoft.com/office/word/2010/wordprocessingInk" xmlns:wps="http://schemas.microsoft.com/office/word/2010/wordprocessingShape" mc:Ignorable="w14 wp14">
+  <w:p>
+    <w:pPr>
+      <w:pStyle w:val="Footer"/>
+      <w:jc w:val="left"/>
+    </w:pPr>
+    <w:r/>
+    <w:r>
+      <w:rPr>
+        <w:rFonts w:ascii="Times New Roman" w:hAnsi="Times New Roman"/>
+        <w:b w:val="0"/>
+        <w:color w:val="777777"/>
+        <w:sz w:val="17"/>
+      </w:rPr>
+      <w:t>Vertraulich | Bearbeitungsstand Juli 2026 | nur zur Aktenbearbeitung</w:t>
+    </w:r>
+  </w:p>
+</w:ftr>
+</file>
+
+<file path=word/header1.xml><?xml version="1.0" encoding="utf-8"?>
+<w:hdr xmlns:m="http://schemas.openxmlformats.org/officeDocument/2006/math" xmlns:mc="http://schemas.openxmlformats.org/markup-compatibility/2006" xmlns:mo="http://schemas.microsoft.com/office/mac/office/2008/main" xmlns:mv="urn:schemas-microsoft-com:mac:vml" xmlns:o="urn:schemas-microsoft-com:office:office" xmlns:r="http://schemas.openxmlformats.org/officeDocument/2006/relationships" xmlns:v="urn:schemas-microsoft-com:vml" xmlns:w10="urn:schemas-microsoft-com:office:word" xmlns:w14="http://schemas.microsoft.com/office/word/2010/wordml" xmlns:w="http://schemas.openxmlformats.org/wordprocessingml/2006/main" xmlns:wne="http://schemas.microsoft.com/office/word/2006/wordml" xmlns:wp14="http://schemas.microsoft.com/office/word/2010/wordprocessingDrawing" xmlns:wp="http://schemas.openxmlformats.org/drawingml/2006/wordprocessingDrawing" xmlns:wpc="http://schemas.microsoft.com/office/word/2010/wordprocessingCanvas" xmlns:wpg="http://schemas.microsoft.com/office/word/2010/wordprocessingGroup" xmlns:wpi="http://schemas.microsoft.com/office/word/2010/wordprocessingInk" xmlns:wps="http://schemas.microsoft.com/office/word/2010/wordprocessingShape" mc:Ignorable="w14 wp14">
+  <w:p>
+    <w:pPr>
+      <w:pStyle w:val="Header"/>
+      <w:jc w:val="left"/>
+    </w:pPr>
+    <w:r/>
+    <w:r>
+      <w:rPr>
+        <w:rFonts w:ascii="Times New Roman" w:hAnsi="Times New Roman"/>
+        <w:b w:val="0"/>
+        <w:i w:val="0"/>
+        <w:color w:val="666666"/>
+        <w:sz w:val="17"/>
+      </w:rPr>
+      <w:t>Lindenhof und Partner mbB | Insolvenz- und Restrukturierungsakte | Bearbeitungsstand Juli 2026</w:t>
+    </w:r>
+  </w:p>
+</w:hdr>
 </file>
 
 <file path=word/numbering.xml><?xml version="1.0" encoding="utf-8"?>
@@ -1534,11 +1680,12 @@
       <w:contextualSpacing/>
     </w:pPr>
     <w:rPr>
-      <w:rFonts w:asciiTheme="majorHAnsi" w:eastAsiaTheme="majorEastAsia" w:hAnsiTheme="majorHAnsi" w:cstheme="majorBidi"/>
+      <w:rFonts w:asciiTheme="majorHAnsi" w:eastAsiaTheme="majorEastAsia" w:hAnsiTheme="majorHAnsi" w:cstheme="majorBidi" w:ascii="Times New Roman" w:hAnsi="Times New Roman"/>
+      <w:b/>
       <w:color w:val="17365D" w:themeColor="text2" w:themeShade="BF"/>
       <w:spacing w:val="5"/>
       <w:kern w:val="28"/>
-      <w:sz w:val="52"/>
+      <w:sz w:val="30"/>
       <w:szCs w:val="52"/>
     </w:rPr>
   </w:style>
